--- a/kristel_joy_tejada.docx
+++ b/kristel_joy_tejada.docx
@@ -259,7 +259,7 @@
         <w:spacing w:after="0" w:line="240" w:lineRule="auto"/>
       </w:pPr>
       <w:r>
-        <w:t xml:space="preserve">3rd Year </w:t>
+        <w:t xml:space="preserve">4th Year </w:t>
       </w:r>
     </w:p>
     <w:p>
